--- a/02_Assignments/hw2_orca/03_report_word/HW2_Ex3_theory_resolution_of_identity.docx
+++ b/02_Assignments/hw2_orca/03_report_word/HW2_Ex3_theory_resolution_of_identity.docx
@@ -20,7 +20,7 @@
     </w:p>
     <w:p>
       <w:r>
-        <w:t>In HF and DFT the Coulomb and exchange matrices are built from four-centre two-electron integrals,</w:t>
+        <w:t>In HF and DFT the Coulomb and exchange matrices are built from four-centre two-electron integrals:</w:t>
       </w:r>
     </w:p>
     <w:p>
@@ -156,7 +156,7 @@
     </w:p>
     <w:p>
       <w:r>
-        <w:t>Their number grows as N</w:t>
+        <w:t>The number of these integrals grows as N</w:t>
       </w:r>
       <w:r>
         <w:rPr>
@@ -165,7 +165,7 @@
         <w:t>4</w:t>
       </w:r>
       <w:r>
-        <w:t xml:space="preserve"> with the number of basis functions N. For 2-chlorophenol with def2-TZVP (N = 284, Exercise 1) there are about 8.1 × 10</w:t>
+        <w:t>, where N is the number of basis functions. For 2-chlorophenol with def2-TZVP (N = 284, Exercise 1) there are about 8.1 × 10</w:t>
       </w:r>
       <w:r>
         <w:rPr>
@@ -174,7 +174,7 @@
         <w:t>8</w:t>
       </w:r>
       <w:r>
-        <w:t xml:space="preserve"> unique integrals, about 6.5 GB, and they have to be recomputed in every SCF iteration or read back from disk. Correlated methods (MP2, coupled cluster) must in addition transform them to the molecular-orbital basis, which costs N</w:t>
+        <w:t xml:space="preserve"> unique integrals, roughly 6.5 GB, and they must be recalculated in every SCF iteration or read back from disk. Correlated methods such as MP2 and coupled cluster also have to transform them to the molecular orbital basis, which scales as N</w:t>
       </w:r>
       <w:r>
         <w:rPr>
@@ -196,7 +196,7 @@
     </w:p>
     <w:p>
       <w:r>
-        <w:t>A four-centre integral is the Coulomb interaction between two charge distributions, the orbital products ρ</w:t>
+        <w:t>A four-centre integral is the Coulomb repulsion between two charge distributions, the orbital products ρ</w:t>
       </w:r>
       <w:r>
         <w:rPr>
@@ -232,7 +232,7 @@
         <w:t>λσ</w:t>
       </w:r>
       <w:r>
-        <w:t>(r). The resolution of the identity (RI), also called density fitting, expands each product in an auxiliary basis of atom-centred functions {χ</w:t>
+        <w:t>(r). In the resolution of the identity (RI), also called density fitting, each product is expanded in an auxiliary basis of atom-centred functions χ</w:t>
       </w:r>
       <w:r>
         <w:rPr>
@@ -241,7 +241,7 @@
         <w:t>P</w:t>
       </w:r>
       <w:r>
-        <w:t>}:</w:t>
+        <w:t>:</w:t>
       </w:r>
     </w:p>
     <w:p>
@@ -296,7 +296,7 @@
     </w:p>
     <w:p>
       <w:r>
-        <w:t>The coefficients are chosen to minimise the Coulomb self-energy of the fitting error, which gives c</w:t>
+        <w:t>The coefficients are found by minimising the Coulomb self-repulsion of the fitting error. This gives c</w:t>
       </w:r>
       <w:r>
         <w:rPr>
@@ -323,7 +323,7 @@
         <w:t>PQ</w:t>
       </w:r>
       <w:r>
-        <w:t xml:space="preserve"> = (P|Q). With this choice the error in the energy is only second order in the error of the fitted density. The four-index integral then factorises into three- and two-index pieces:</w:t>
+        <w:t xml:space="preserve"> = (P|Q), and the error in the energy is then only second order in the error of the fitted density. The four-index integral splits into three- and two-index integrals:</w:t>
       </w:r>
     </w:p>
     <w:p>
@@ -363,7 +363,7 @@
     </w:p>
     <w:p>
       <w:r>
-        <w:t>The name comes from this step: it is the same as inserting an approximate identity operator, 1 ≈ Σ</w:t>
+        <w:t>This is the same as inserting an approximate identity operator, 1 ≈ Σ</w:t>
       </w:r>
       <w:r>
         <w:rPr>
@@ -390,7 +390,7 @@
         <w:t>PQ</w:t>
       </w:r>
       <w:r>
-        <w:t xml:space="preserve"> (Q|, between the two charge distributions. The quality is controlled by the auxiliary basis; ORCA provides fitted sets for each purpose, e.g. def2/J for Coulomb, def2/JK for Coulomb and exchange, def2-TZVP/C for correlation, SARC/J for relativistic basis sets, or AutoAux to generate one automatically.</w:t>
+        <w:t xml:space="preserve"> (Q|, between the two charge distributions, which is where the name comes from. The accuracy depends on the auxiliary basis. ORCA has matched auxiliary sets for different purposes, for example def2/J for Coulomb, def2/JK for Coulomb and exchange, def2-TZVP/C for correlation and SARC/J for relativistic basis sets, and AutoAux can generate one automatically.</w:t>
       </w:r>
     </w:p>
     <w:p>
@@ -403,13 +403,7 @@
     </w:p>
     <w:p>
       <w:r>
-        <w:rPr>
-          <w:b/>
-        </w:rPr>
-        <w:t xml:space="preserve">Far fewer integrals. </w:t>
-      </w:r>
-      <w:r>
-        <w:t>Only three-centre (μν|P) and two-centre (P|Q) integrals are needed, and the auxiliary basis is only 1.5–3 times larger than the orbital basis (def2/J: N</w:t>
+        <w:t>First, far fewer integrals are needed. Only three-centre (μν|P) and two-centre (P|Q) integrals appear, and the auxiliary basis is only 1.5–3 times larger than the orbital basis (def2/J: N</w:t>
       </w:r>
       <w:r>
         <w:rPr>
@@ -418,7 +412,7 @@
         <w:t>aux</w:t>
       </w:r>
       <w:r>
-        <w:t xml:space="preserve"> = 449 for 2-chlorophenol). The count drops from about N</w:t>
+        <w:t xml:space="preserve"> = 449 for 2-chlorophenol). The number of integrals drops from about N</w:t>
       </w:r>
       <w:r>
         <w:rPr>
@@ -463,18 +457,12 @@
         <w:t>7</w:t>
       </w:r>
       <w:r>
-        <w:t>, roughly 45 times fewer, and at about 145 MB they can be kept in memory instead of being recomputed or read from disk.</w:t>
+        <w:t>, around 45 times fewer. At about 145 MB they fit in memory, so they do not have to be recalculated or read from disk.</w:t>
       </w:r>
     </w:p>
     <w:p>
       <w:r>
-        <w:rPr>
-          <w:b/>
-        </w:rPr>
-        <w:t xml:space="preserve">Coulomb matrix in two cheap steps (RI-J). </w:t>
-      </w:r>
-      <w:r>
-        <w:t>First the density is fitted, d = V</w:t>
+        <w:t>Second, the Coulomb matrix is obtained in two cheap steps (RI-J). The density is fitted first, d = V</w:t>
       </w:r>
       <w:r>
         <w:rPr>
@@ -510,7 +498,7 @@
         <w:t>λσ</w:t>
       </w:r>
       <w:r>
-        <w:t>; then J</w:t>
+        <w:t>, and then J</w:t>
       </w:r>
       <w:r>
         <w:rPr>
@@ -564,18 +552,12 @@
         <w:t>4</w:t>
       </w:r>
       <w:r>
-        <w:t xml:space="preserve"> and are dense matrix–vector operations that run efficiently on modern processors. For GGA functionals such as PBE, J is the only two-electron term, so RI-J removes the main bottleneck of the whole calculation. The fitting error is small and systematic, so it largely cancels in energy differences.</w:t>
+        <w:t xml:space="preserve"> and are dense matrix operations that run fast on modern processors. For a GGA functional like PBE, J is the only two-electron term, so RI-J removes the main bottleneck. The fitting error is small and systematic and largely cancels in energy differences.</w:t>
       </w:r>
     </w:p>
     <w:p>
       <w:r>
-        <w:rPr>
-          <w:b/>
-        </w:rPr>
-        <w:t xml:space="preserve">Exchange (RIJK and RIJCOSX). </w:t>
-      </w:r>
-      <w:r>
-        <w:t>The exchange matrix couples the indices crosswise and does not factorise as favourably. ORCA either fits it as well (RIJK, with a /JK auxiliary basis) or uses RIJCOSX: RI for J and the chain-of-spheres method for K, in which one electron coordinate is integrated analytically and the other on a numerical grid, K</w:t>
+        <w:t>The exchange matrix couples the indices crosswise and does not factorise as well. ORCA either fits it too (RIJK, with a /JK auxiliary basis) or uses RIJCOSX, which is RI for J and the chain-of-spheres method for K. In COSX one electron coordinate is integrated analytically and the other on a numerical grid, K</w:t>
       </w:r>
       <w:r>
         <w:rPr>
@@ -674,7 +656,7 @@
         <w:t>g</w:t>
       </w:r>
       <w:r>
-        <w:t>), A</w:t>
+        <w:t>) with A</w:t>
       </w:r>
       <w:r>
         <w:rPr>
@@ -728,18 +710,12 @@
         <w:t>−1</w:t>
       </w:r>
       <w:r>
-        <w:t xml:space="preserve"> dr. This scales close to linearly for large molecules. In Exercise 1 the PBE runs used RI-J (def2/J) and the B3LYP runs RIJCOSX (def2/J).</w:t>
+        <w:t xml:space="preserve"> dr, and the cost grows almost linearly for large molecules. In Exercise 1 the PBE runs used RI-J (def2/J) and the B3LYP runs RIJCOSX (def2/J).</w:t>
       </w:r>
     </w:p>
     <w:p>
       <w:r>
-        <w:rPr>
-          <w:b/>
-        </w:rPr>
-        <w:t xml:space="preserve">Correlated methods. </w:t>
-      </w:r>
-      <w:r>
-        <w:t>In RI-MP2 the MO integrals are factorised in the same way, (ia|jb) ≈ Σ</w:t>
+        <w:t>The same factorisation speeds up correlated methods. In RI-MP2 the MO integrals are written as (ia|jb) ≈ Σ</w:t>
       </w:r>
       <w:r>
         <w:rPr>
@@ -778,7 +754,7 @@
         <w:t>jb</w:t>
       </w:r>
       <w:r>
-        <w:t>, which removes the expensive four-index transformation and gives speed-ups of an order of magnitude or more. The same factorisation is used throughout ORCA's DLPNO methods.</w:t>
+        <w:t>, which avoids the expensive four-index transformation and makes the calculation an order of magnitude or more faster. ORCA's DLPNO methods are also built on it.</w:t>
       </w:r>
     </w:p>
     <w:sectPr>
